--- a/materialien/Werkzeuge/Warm-up-Karten/KR_W5_Warmup_LSG.docx
+++ b/materialien/Werkzeuge/Warm-up-Karten/KR_W5_Warmup_LSG.docx
@@ -2511,7 +2511,7 @@
                 <w:color w:val="1B1B1F"/>
                 <w:sz w:val="22"/>
               </w:rPr>
-              <w:t>Neun Personen kommunizieren paarweise vertraulich. Wie viele Schlüssel braucht man symmetrisch, wie viele asymmetrisch?</w:t>
+              <w:t>17 Personen kommunizieren paarweise vertraulich. Wie viele Schlüssel braucht man symmetrisch, wie viele asymmetrisch?</w:t>
             </w:r>
           </w:p>
           <w:p>
@@ -2592,7 +2592,7 @@
                       <w:color w:val="1F4E8C"/>
                       <w:sz w:val="22"/>
                     </w:rPr>
-                    <w:t xml:space="preserve">Symmetrisch 9 · 8 / 2 = </w:t>
+                    <w:t xml:space="preserve">Symmetrisch 17 · 16 / 2 = </w:t>
                   </w:r>
                   <w:r>
                     <w:rPr>
@@ -2602,7 +2602,7 @@
                       <w:color w:val="1F4E8C"/>
                       <w:sz w:val="22"/>
                     </w:rPr>
-                    <w:t>36</w:t>
+                    <w:t>136</w:t>
                   </w:r>
                   <w:r>
                     <w:rPr>
@@ -2612,7 +2612,7 @@
                       <w:color w:val="1F4E8C"/>
                       <w:sz w:val="22"/>
                     </w:rPr>
-                    <w:t xml:space="preserve">, asymmetrisch 2 · 9 = </w:t>
+                    <w:t xml:space="preserve">, asymmetrisch 2 · 17 = </w:t>
                   </w:r>
                   <w:r>
                     <w:rPr>
@@ -2622,7 +2622,7 @@
                       <w:color w:val="1F4E8C"/>
                       <w:sz w:val="22"/>
                     </w:rPr>
-                    <w:t>18</w:t>
+                    <w:t>34</w:t>
                   </w:r>
                   <w:r>
                     <w:rPr>
@@ -2632,7 +2632,7 @@
                       <w:color w:val="1F4E8C"/>
                       <w:sz w:val="22"/>
                     </w:rPr>
-                    <w:t xml:space="preserve"> (9 Schlüsselpaare).</w:t>
+                    <w:t xml:space="preserve"> (17 Schlüsselpaare).</w:t>
                   </w:r>
                 </w:p>
               </w:tc>
